--- a/daily_template.docx
+++ b/daily_template.docx
@@ -4,170 +4,68 @@
   <w:body>
     <w:p>
       <w:pPr>
-        <w:rPr>
-          <w:rFonts w:ascii="Times New Roman" w:hAnsi="Times New Roman" w:cs="Times New Roman"/>
-          <w:sz w:val="28"/>
-          <w:szCs w:val="28"/>
-          <w:lang w:val="en-US"/>
+        <w:jc w:val="center"/>
+        <w:rPr>
+          <w:rFonts w:ascii="Times New Roman" w:hAnsi="Times New Roman" w:cs="Times New Roman"/>
+          <w:sz w:val="28"/>
+          <w:szCs w:val="28"/>
         </w:rPr>
       </w:pPr>
-      <w:proofErr w:type="spellStart"/>
-      <w:r>
-        <w:rPr>
-          <w:rFonts w:ascii="Times New Roman" w:hAnsi="Times New Roman" w:cs="Times New Roman"/>
-          <w:sz w:val="28"/>
-          <w:szCs w:val="28"/>
-          <w:lang w:val="en-US"/>
-        </w:rPr>
-        <w:t>Отчет</w:t>
-      </w:r>
-      <w:proofErr w:type="spellEnd"/>
-      <w:r>
-        <w:rPr>
-          <w:rFonts w:ascii="Times New Roman" w:hAnsi="Times New Roman" w:cs="Times New Roman"/>
-          <w:sz w:val="28"/>
-          <w:szCs w:val="28"/>
-          <w:lang w:val="en-US"/>
-        </w:rPr>
-        <w:t xml:space="preserve"> </w:t>
-      </w:r>
-      <w:proofErr w:type="spellStart"/>
-      <w:r>
-        <w:rPr>
-          <w:rFonts w:ascii="Times New Roman" w:hAnsi="Times New Roman" w:cs="Times New Roman"/>
-          <w:sz w:val="28"/>
-          <w:szCs w:val="28"/>
-          <w:lang w:val="en-US"/>
-        </w:rPr>
-        <w:t>за</w:t>
-      </w:r>
-      <w:proofErr w:type="spellEnd"/>
-      <w:r>
-        <w:rPr>
-          <w:rFonts w:ascii="Times New Roman" w:hAnsi="Times New Roman" w:cs="Times New Roman"/>
-          <w:sz w:val="28"/>
-          <w:szCs w:val="28"/>
-          <w:lang w:val="en-US"/>
-        </w:rPr>
-        <w:t xml:space="preserve"> </w:t>
-      </w:r>
-      <w:proofErr w:type="gramStart"/>
-      <w:r>
-        <w:rPr>
-          <w:rFonts w:ascii="Times New Roman" w:hAnsi="Times New Roman" w:cs="Times New Roman"/>
-          <w:sz w:val="28"/>
-          <w:szCs w:val="28"/>
-          <w:lang w:val="en-US"/>
-        </w:rPr>
-        <w:t xml:space="preserve">{{ </w:t>
-      </w:r>
-      <w:proofErr w:type="spellStart"/>
-      <w:r>
-        <w:rPr>
-          <w:rFonts w:ascii="Times New Roman" w:hAnsi="Times New Roman" w:cs="Times New Roman"/>
-          <w:sz w:val="28"/>
-          <w:szCs w:val="28"/>
-          <w:lang w:val="en-US"/>
-        </w:rPr>
-        <w:t>report</w:t>
-      </w:r>
-      <w:proofErr w:type="gramEnd"/>
-      <w:r>
-        <w:rPr>
-          <w:rFonts w:ascii="Times New Roman" w:hAnsi="Times New Roman" w:cs="Times New Roman"/>
-          <w:sz w:val="28"/>
-          <w:szCs w:val="28"/>
-          <w:lang w:val="en-US"/>
-        </w:rPr>
-        <w:t>_</w:t>
-      </w:r>
-      <w:proofErr w:type="gramStart"/>
-      <w:r>
-        <w:rPr>
-          <w:rFonts w:ascii="Times New Roman" w:hAnsi="Times New Roman" w:cs="Times New Roman"/>
-          <w:sz w:val="28"/>
-          <w:szCs w:val="28"/>
-          <w:lang w:val="en-US"/>
-        </w:rPr>
-        <w:t>date</w:t>
-      </w:r>
-      <w:proofErr w:type="spellEnd"/>
-      <w:r>
-        <w:rPr>
-          <w:rFonts w:ascii="Times New Roman" w:hAnsi="Times New Roman" w:cs="Times New Roman"/>
-          <w:sz w:val="28"/>
-          <w:szCs w:val="28"/>
-          <w:lang w:val="en-US"/>
-        </w:rPr>
-        <w:t xml:space="preserve"> }</w:t>
-      </w:r>
-      <w:proofErr w:type="gramEnd"/>
-      <w:r>
-        <w:rPr>
-          <w:rFonts w:ascii="Times New Roman" w:hAnsi="Times New Roman" w:cs="Times New Roman"/>
-          <w:sz w:val="28"/>
-          <w:szCs w:val="28"/>
-          <w:lang w:val="en-US"/>
-        </w:rPr>
-        <w:t>}</w:t>
+      <w:r>
+        <w:rPr>
+          <w:rFonts w:ascii="Times New Roman" w:hAnsi="Times New Roman" w:cs="Times New Roman"/>
+          <w:b/>
+          <w:bCs/>
+          <w:sz w:val="28"/>
+          <w:szCs w:val="28"/>
+        </w:rPr>
+        <w:t>ОТЧЁТ</w:t>
+      </w:r>
+      <w:r>
+        <w:rPr>
+          <w:rFonts w:ascii="Times New Roman" w:hAnsi="Times New Roman" w:cs="Times New Roman"/>
+          <w:b/>
+          <w:bCs/>
+          <w:sz w:val="28"/>
+          <w:szCs w:val="28"/>
+        </w:rPr>
+        <w:br/>
+        <w:t>о присутствии сотрудников</w:t>
       </w:r>
     </w:p>
     <w:p>
       <w:pPr>
-        <w:rPr>
-          <w:rFonts w:ascii="Times New Roman" w:hAnsi="Times New Roman" w:cs="Times New Roman"/>
-          <w:sz w:val="28"/>
-          <w:szCs w:val="28"/>
-          <w:lang w:val="en-US"/>
+        <w:spacing w:after="0"/>
+        <w:rPr>
+          <w:rFonts w:ascii="Times New Roman" w:hAnsi="Times New Roman" w:cs="Times New Roman"/>
+          <w:sz w:val="28"/>
+          <w:szCs w:val="28"/>
         </w:rPr>
       </w:pPr>
     </w:p>
     <w:p>
       <w:pPr>
-        <w:rPr>
-          <w:rFonts w:ascii="Times New Roman" w:hAnsi="Times New Roman" w:cs="Times New Roman"/>
-          <w:sz w:val="28"/>
-          <w:szCs w:val="28"/>
-          <w:lang w:val="en-US"/>
+        <w:spacing w:after="0"/>
+        <w:jc w:val="right"/>
+        <w:rPr>
+          <w:rFonts w:ascii="Times New Roman" w:hAnsi="Times New Roman" w:cs="Times New Roman"/>
+          <w:sz w:val="28"/>
+          <w:szCs w:val="28"/>
         </w:rPr>
       </w:pPr>
-      <w:proofErr w:type="spellStart"/>
-      <w:r>
-        <w:rPr>
-          <w:rFonts w:ascii="Times New Roman" w:hAnsi="Times New Roman" w:cs="Times New Roman"/>
-          <w:sz w:val="28"/>
-          <w:szCs w:val="28"/>
-          <w:lang w:val="en-US"/>
-        </w:rPr>
-        <w:t>По</w:t>
-      </w:r>
-      <w:proofErr w:type="spellEnd"/>
-      <w:r>
-        <w:rPr>
-          <w:rFonts w:ascii="Times New Roman" w:hAnsi="Times New Roman" w:cs="Times New Roman"/>
-          <w:sz w:val="28"/>
-          <w:szCs w:val="28"/>
-          <w:lang w:val="en-US"/>
-        </w:rPr>
-        <w:t xml:space="preserve"> </w:t>
-      </w:r>
-      <w:proofErr w:type="spellStart"/>
-      <w:r>
-        <w:rPr>
-          <w:rFonts w:ascii="Times New Roman" w:hAnsi="Times New Roman" w:cs="Times New Roman"/>
-          <w:sz w:val="28"/>
-          <w:szCs w:val="28"/>
-          <w:lang w:val="en-US"/>
-        </w:rPr>
-        <w:t>штату</w:t>
-      </w:r>
-      <w:proofErr w:type="spellEnd"/>
-      <w:r>
-        <w:rPr>
-          <w:rFonts w:ascii="Times New Roman" w:hAnsi="Times New Roman" w:cs="Times New Roman"/>
-          <w:sz w:val="28"/>
-          <w:szCs w:val="28"/>
-          <w:lang w:val="en-US"/>
+      <w:r>
+        <w:rPr>
+          <w:rFonts w:ascii="Times New Roman" w:hAnsi="Times New Roman" w:cs="Times New Roman"/>
+          <w:sz w:val="28"/>
+          <w:szCs w:val="28"/>
+        </w:rPr>
+        <w:t>Дата</w:t>
+      </w:r>
+      <w:r>
+        <w:rPr>
+          <w:rFonts w:ascii="Times New Roman" w:hAnsi="Times New Roman" w:cs="Times New Roman"/>
+          <w:sz w:val="28"/>
+          <w:szCs w:val="28"/>
         </w:rPr>
         <w:t xml:space="preserve">: </w:t>
       </w:r>
@@ -177,19 +75,8 @@
           <w:rFonts w:ascii="Times New Roman" w:hAnsi="Times New Roman" w:cs="Times New Roman"/>
           <w:sz w:val="28"/>
           <w:szCs w:val="28"/>
-          <w:lang w:val="en-US"/>
-        </w:rPr>
-        <w:t xml:space="preserve">{{ </w:t>
-      </w:r>
-      <w:proofErr w:type="spellStart"/>
-      <w:r>
-        <w:rPr>
-          <w:rFonts w:ascii="Times New Roman" w:hAnsi="Times New Roman" w:cs="Times New Roman"/>
-          <w:sz w:val="28"/>
-          <w:szCs w:val="28"/>
-          <w:lang w:val="en-US"/>
-        </w:rPr>
-        <w:t>staff</w:t>
+        </w:rPr>
+        <w:t>{{ report</w:t>
       </w:r>
       <w:proofErr w:type="gramEnd"/>
       <w:r>
@@ -197,9 +84,8 @@
           <w:rFonts w:ascii="Times New Roman" w:hAnsi="Times New Roman" w:cs="Times New Roman"/>
           <w:sz w:val="28"/>
           <w:szCs w:val="28"/>
-          <w:lang w:val="en-US"/>
-        </w:rPr>
-        <w:t>_total_with_</w:t>
+        </w:rPr>
+        <w:t>_</w:t>
       </w:r>
       <w:proofErr w:type="gramStart"/>
       <w:r>
@@ -207,19 +93,8 @@
           <w:rFonts w:ascii="Times New Roman" w:hAnsi="Times New Roman" w:cs="Times New Roman"/>
           <w:sz w:val="28"/>
           <w:szCs w:val="28"/>
-          <w:lang w:val="en-US"/>
-        </w:rPr>
-        <w:t>vacancies</w:t>
-      </w:r>
-      <w:proofErr w:type="spellEnd"/>
-      <w:r>
-        <w:rPr>
-          <w:rFonts w:ascii="Times New Roman" w:hAnsi="Times New Roman" w:cs="Times New Roman"/>
-          <w:sz w:val="28"/>
-          <w:szCs w:val="28"/>
-          <w:lang w:val="en-US"/>
-        </w:rPr>
-        <w:t xml:space="preserve"> }</w:t>
+        </w:rPr>
+        <w:t>date }</w:t>
       </w:r>
       <w:proofErr w:type="gramEnd"/>
       <w:r>
@@ -227,103 +102,23 @@
           <w:rFonts w:ascii="Times New Roman" w:hAnsi="Times New Roman" w:cs="Times New Roman"/>
           <w:sz w:val="28"/>
           <w:szCs w:val="28"/>
-          <w:lang w:val="en-US"/>
-        </w:rPr>
-        <w:t xml:space="preserve">} </w:t>
-      </w:r>
-      <w:proofErr w:type="spellStart"/>
-      <w:r>
-        <w:rPr>
-          <w:rFonts w:ascii="Times New Roman" w:hAnsi="Times New Roman" w:cs="Times New Roman"/>
-          <w:sz w:val="28"/>
-          <w:szCs w:val="28"/>
-          <w:lang w:val="en-US"/>
-        </w:rPr>
-        <w:t>человек</w:t>
-      </w:r>
-      <w:proofErr w:type="spellEnd"/>
-      <w:r>
-        <w:rPr>
-          <w:rFonts w:ascii="Times New Roman" w:hAnsi="Times New Roman" w:cs="Times New Roman"/>
-          <w:sz w:val="28"/>
-          <w:szCs w:val="28"/>
-          <w:lang w:val="en-US"/>
-        </w:rPr>
-        <w:t xml:space="preserve"> (с </w:t>
-      </w:r>
-      <w:proofErr w:type="spellStart"/>
-      <w:r>
-        <w:rPr>
-          <w:rFonts w:ascii="Times New Roman" w:hAnsi="Times New Roman" w:cs="Times New Roman"/>
-          <w:sz w:val="28"/>
-          <w:szCs w:val="28"/>
-          <w:lang w:val="en-US"/>
-        </w:rPr>
-        <w:t>учетом</w:t>
-      </w:r>
-      <w:proofErr w:type="spellEnd"/>
-      <w:r>
-        <w:rPr>
-          <w:rFonts w:ascii="Times New Roman" w:hAnsi="Times New Roman" w:cs="Times New Roman"/>
-          <w:sz w:val="28"/>
-          <w:szCs w:val="28"/>
-          <w:lang w:val="en-US"/>
-        </w:rPr>
-        <w:t xml:space="preserve"> </w:t>
-      </w:r>
-      <w:proofErr w:type="spellStart"/>
-      <w:r>
-        <w:rPr>
-          <w:rFonts w:ascii="Times New Roman" w:hAnsi="Times New Roman" w:cs="Times New Roman"/>
-          <w:sz w:val="28"/>
-          <w:szCs w:val="28"/>
-          <w:lang w:val="en-US"/>
-        </w:rPr>
-        <w:t>вакантных</w:t>
-      </w:r>
-      <w:proofErr w:type="spellEnd"/>
-      <w:r>
-        <w:rPr>
-          <w:rFonts w:ascii="Times New Roman" w:hAnsi="Times New Roman" w:cs="Times New Roman"/>
-          <w:sz w:val="28"/>
-          <w:szCs w:val="28"/>
-          <w:lang w:val="en-US"/>
-        </w:rPr>
-        <w:t xml:space="preserve"> </w:t>
-      </w:r>
-      <w:proofErr w:type="spellStart"/>
-      <w:r>
-        <w:rPr>
-          <w:rFonts w:ascii="Times New Roman" w:hAnsi="Times New Roman" w:cs="Times New Roman"/>
-          <w:sz w:val="28"/>
-          <w:szCs w:val="28"/>
-          <w:lang w:val="en-US"/>
-        </w:rPr>
-        <w:t>должностей</w:t>
-      </w:r>
-      <w:proofErr w:type="spellEnd"/>
-      <w:r>
-        <w:rPr>
-          <w:rFonts w:ascii="Times New Roman" w:hAnsi="Times New Roman" w:cs="Times New Roman"/>
-          <w:sz w:val="28"/>
-          <w:szCs w:val="28"/>
-          <w:lang w:val="en-US"/>
-        </w:rPr>
-        <w:t>)</w:t>
+        </w:rPr>
+        <w:t>}</w:t>
       </w:r>
     </w:p>
     <w:p>
       <w:pPr>
-        <w:rPr>
-          <w:rFonts w:ascii="Times New Roman" w:hAnsi="Times New Roman" w:cs="Times New Roman"/>
-          <w:sz w:val="28"/>
-          <w:szCs w:val="28"/>
-          <w:lang w:val="en-US"/>
+        <w:spacing w:after="0"/>
+        <w:rPr>
+          <w:rFonts w:ascii="Times New Roman" w:hAnsi="Times New Roman" w:cs="Times New Roman"/>
+          <w:sz w:val="28"/>
+          <w:szCs w:val="28"/>
         </w:rPr>
       </w:pPr>
     </w:p>
     <w:p>
       <w:pPr>
+        <w:spacing w:after="0"/>
         <w:rPr>
           <w:rFonts w:ascii="Times New Roman" w:hAnsi="Times New Roman" w:cs="Times New Roman"/>
           <w:sz w:val="28"/>
@@ -333,10 +128,53 @@
       <w:r>
         <w:rPr>
           <w:rFonts w:ascii="Times New Roman" w:hAnsi="Times New Roman" w:cs="Times New Roman"/>
-          <w:sz w:val="28"/>
-          <w:szCs w:val="28"/>
-        </w:rPr>
-        <w:t xml:space="preserve">По штату: </w:t>
+          <w:b/>
+          <w:bCs/>
+          <w:sz w:val="28"/>
+          <w:szCs w:val="28"/>
+          <w:u w:val="single"/>
+        </w:rPr>
+        <w:t>По штату:</w:t>
+      </w:r>
+      <w:r>
+        <w:rPr>
+          <w:rFonts w:ascii="Times New Roman" w:hAnsi="Times New Roman" w:cs="Times New Roman"/>
+          <w:sz w:val="28"/>
+          <w:szCs w:val="28"/>
+        </w:rPr>
+        <w:t xml:space="preserve"> </w:t>
+      </w:r>
+      <w:r>
+        <w:rPr>
+          <w:rFonts w:ascii="Times New Roman" w:hAnsi="Times New Roman" w:cs="Times New Roman"/>
+          <w:sz w:val="28"/>
+          <w:szCs w:val="28"/>
+        </w:rPr>
+        <w:br/>
+      </w:r>
+      <w:r>
+        <w:rPr>
+          <w:rFonts w:ascii="Times New Roman" w:hAnsi="Times New Roman" w:cs="Times New Roman"/>
+          <w:sz w:val="28"/>
+          <w:szCs w:val="28"/>
+        </w:rPr>
+        <w:t>С</w:t>
+      </w:r>
+      <w:r>
+        <w:rPr>
+          <w:rFonts w:ascii="Times New Roman" w:hAnsi="Times New Roman" w:cs="Times New Roman"/>
+          <w:sz w:val="28"/>
+          <w:szCs w:val="28"/>
+        </w:rPr>
+        <w:t xml:space="preserve"> учётом вакантных должностей</w:t>
+      </w:r>
+      <w:r>
+        <w:rPr>
+          <w:rFonts w:ascii="Times New Roman" w:hAnsi="Times New Roman" w:cs="Times New Roman"/>
+          <w:sz w:val="28"/>
+          <w:szCs w:val="28"/>
+        </w:rPr>
+        <w:t xml:space="preserve">: </w:t>
       </w:r>
       <w:proofErr w:type="gramStart"/>
       <w:r>
@@ -345,16 +183,7 @@
           <w:sz w:val="28"/>
           <w:szCs w:val="28"/>
         </w:rPr>
-        <w:t xml:space="preserve">{{ </w:t>
-      </w:r>
-      <w:r>
-        <w:rPr>
-          <w:rFonts w:ascii="Times New Roman" w:hAnsi="Times New Roman" w:cs="Times New Roman"/>
-          <w:sz w:val="28"/>
-          <w:szCs w:val="28"/>
-          <w:lang w:val="en-US"/>
-        </w:rPr>
-        <w:t>staff</w:t>
+        <w:t>{{ staff</w:t>
       </w:r>
       <w:proofErr w:type="gramEnd"/>
       <w:r>
@@ -363,24 +192,7 @@
           <w:sz w:val="28"/>
           <w:szCs w:val="28"/>
         </w:rPr>
-        <w:t>_</w:t>
-      </w:r>
-      <w:r>
-        <w:rPr>
-          <w:rFonts w:ascii="Times New Roman" w:hAnsi="Times New Roman" w:cs="Times New Roman"/>
-          <w:sz w:val="28"/>
-          <w:szCs w:val="28"/>
-          <w:lang w:val="en-US"/>
-        </w:rPr>
-        <w:t>total</w:t>
-      </w:r>
-      <w:r>
-        <w:rPr>
-          <w:rFonts w:ascii="Times New Roman" w:hAnsi="Times New Roman" w:cs="Times New Roman"/>
-          <w:sz w:val="28"/>
-          <w:szCs w:val="28"/>
-        </w:rPr>
-        <w:t>_</w:t>
+        <w:t>_total_with_</w:t>
       </w:r>
       <w:proofErr w:type="gramStart"/>
       <w:r>
@@ -388,17 +200,8 @@
           <w:rFonts w:ascii="Times New Roman" w:hAnsi="Times New Roman" w:cs="Times New Roman"/>
           <w:sz w:val="28"/>
           <w:szCs w:val="28"/>
-          <w:lang w:val="en-US"/>
-        </w:rPr>
-        <w:t>real</w:t>
-      </w:r>
-      <w:r>
-        <w:rPr>
-          <w:rFonts w:ascii="Times New Roman" w:hAnsi="Times New Roman" w:cs="Times New Roman"/>
-          <w:sz w:val="28"/>
-          <w:szCs w:val="28"/>
-        </w:rPr>
-        <w:t xml:space="preserve"> }</w:t>
+        </w:rPr>
+        <w:t>vacancies }</w:t>
       </w:r>
       <w:proofErr w:type="gramEnd"/>
       <w:r>
@@ -407,11 +210,404 @@
           <w:sz w:val="28"/>
           <w:szCs w:val="28"/>
         </w:rPr>
-        <w:t>} человек (без учета вакантных должностей)</w:t>
+        <w:t>} человек</w:t>
       </w:r>
     </w:p>
     <w:p>
       <w:pPr>
+        <w:spacing w:after="0"/>
+        <w:rPr>
+          <w:rFonts w:ascii="Times New Roman" w:hAnsi="Times New Roman" w:cs="Times New Roman"/>
+          <w:sz w:val="28"/>
+          <w:szCs w:val="28"/>
+        </w:rPr>
+      </w:pPr>
+      <w:r>
+        <w:rPr>
+          <w:rFonts w:ascii="Times New Roman" w:hAnsi="Times New Roman" w:cs="Times New Roman"/>
+          <w:sz w:val="28"/>
+          <w:szCs w:val="28"/>
+        </w:rPr>
+        <w:t>Б</w:t>
+      </w:r>
+      <w:r>
+        <w:rPr>
+          <w:rFonts w:ascii="Times New Roman" w:hAnsi="Times New Roman" w:cs="Times New Roman"/>
+          <w:sz w:val="28"/>
+          <w:szCs w:val="28"/>
+        </w:rPr>
+        <w:t>ез учёта вакантных должностей</w:t>
+      </w:r>
+      <w:r>
+        <w:rPr>
+          <w:rFonts w:ascii="Times New Roman" w:hAnsi="Times New Roman" w:cs="Times New Roman"/>
+          <w:sz w:val="28"/>
+          <w:szCs w:val="28"/>
+        </w:rPr>
+        <w:t xml:space="preserve">: </w:t>
+      </w:r>
+      <w:proofErr w:type="gramStart"/>
+      <w:r>
+        <w:rPr>
+          <w:rFonts w:ascii="Times New Roman" w:hAnsi="Times New Roman" w:cs="Times New Roman"/>
+          <w:sz w:val="28"/>
+          <w:szCs w:val="28"/>
+        </w:rPr>
+        <w:t>{{ staff</w:t>
+      </w:r>
+      <w:proofErr w:type="gramEnd"/>
+      <w:r>
+        <w:rPr>
+          <w:rFonts w:ascii="Times New Roman" w:hAnsi="Times New Roman" w:cs="Times New Roman"/>
+          <w:sz w:val="28"/>
+          <w:szCs w:val="28"/>
+        </w:rPr>
+        <w:t>_total_</w:t>
+      </w:r>
+      <w:proofErr w:type="gramStart"/>
+      <w:r>
+        <w:rPr>
+          <w:rFonts w:ascii="Times New Roman" w:hAnsi="Times New Roman" w:cs="Times New Roman"/>
+          <w:sz w:val="28"/>
+          <w:szCs w:val="28"/>
+        </w:rPr>
+        <w:t>real }</w:t>
+      </w:r>
+      <w:proofErr w:type="gramEnd"/>
+      <w:r>
+        <w:rPr>
+          <w:rFonts w:ascii="Times New Roman" w:hAnsi="Times New Roman" w:cs="Times New Roman"/>
+          <w:sz w:val="28"/>
+          <w:szCs w:val="28"/>
+        </w:rPr>
+        <w:t>} человек</w:t>
+      </w:r>
+      <w:r>
+        <w:rPr>
+          <w:rFonts w:ascii="Times New Roman" w:hAnsi="Times New Roman" w:cs="Times New Roman"/>
+          <w:sz w:val="28"/>
+          <w:szCs w:val="28"/>
+        </w:rPr>
+        <w:br/>
+      </w:r>
+    </w:p>
+    <w:p>
+      <w:pPr>
+        <w:spacing w:after="0"/>
+        <w:rPr>
+          <w:rFonts w:ascii="Times New Roman" w:hAnsi="Times New Roman" w:cs="Times New Roman"/>
+          <w:b/>
+          <w:bCs/>
+          <w:sz w:val="28"/>
+          <w:szCs w:val="28"/>
+          <w:u w:val="single"/>
+        </w:rPr>
+      </w:pPr>
+      <w:r>
+        <w:rPr>
+          <w:rFonts w:ascii="Times New Roman" w:hAnsi="Times New Roman" w:cs="Times New Roman"/>
+          <w:b/>
+          <w:bCs/>
+          <w:sz w:val="28"/>
+          <w:szCs w:val="28"/>
+          <w:u w:val="single"/>
+        </w:rPr>
+        <w:t xml:space="preserve">Присутствуют: </w:t>
+      </w:r>
+      <w:proofErr w:type="gramStart"/>
+      <w:r>
+        <w:rPr>
+          <w:rFonts w:ascii="Times New Roman" w:hAnsi="Times New Roman" w:cs="Times New Roman"/>
+          <w:sz w:val="28"/>
+          <w:szCs w:val="28"/>
+          <w:u w:val="single"/>
+        </w:rPr>
+        <w:t>{{ present</w:t>
+      </w:r>
+      <w:proofErr w:type="gramEnd"/>
+      <w:r>
+        <w:rPr>
+          <w:rFonts w:ascii="Times New Roman" w:hAnsi="Times New Roman" w:cs="Times New Roman"/>
+          <w:sz w:val="28"/>
+          <w:szCs w:val="28"/>
+          <w:u w:val="single"/>
+        </w:rPr>
+        <w:t>_</w:t>
+      </w:r>
+      <w:proofErr w:type="gramStart"/>
+      <w:r>
+        <w:rPr>
+          <w:rFonts w:ascii="Times New Roman" w:hAnsi="Times New Roman" w:cs="Times New Roman"/>
+          <w:sz w:val="28"/>
+          <w:szCs w:val="28"/>
+          <w:u w:val="single"/>
+        </w:rPr>
+        <w:t>count }</w:t>
+      </w:r>
+      <w:proofErr w:type="gramEnd"/>
+      <w:r>
+        <w:rPr>
+          <w:rFonts w:ascii="Times New Roman" w:hAnsi="Times New Roman" w:cs="Times New Roman"/>
+          <w:sz w:val="28"/>
+          <w:szCs w:val="28"/>
+          <w:u w:val="single"/>
+        </w:rPr>
+        <w:t>} человек</w:t>
+      </w:r>
+      <w:r>
+        <w:rPr>
+          <w:rFonts w:ascii="Times New Roman" w:hAnsi="Times New Roman" w:cs="Times New Roman"/>
+          <w:b/>
+          <w:bCs/>
+          <w:sz w:val="28"/>
+          <w:szCs w:val="28"/>
+          <w:u w:val="single"/>
+        </w:rPr>
+        <w:br/>
+        <w:t xml:space="preserve">Отсутствуют: </w:t>
+      </w:r>
+      <w:proofErr w:type="gramStart"/>
+      <w:r>
+        <w:rPr>
+          <w:rFonts w:ascii="Times New Roman" w:hAnsi="Times New Roman" w:cs="Times New Roman"/>
+          <w:sz w:val="28"/>
+          <w:szCs w:val="28"/>
+          <w:u w:val="single"/>
+        </w:rPr>
+        <w:t>{{ absent</w:t>
+      </w:r>
+      <w:proofErr w:type="gramEnd"/>
+      <w:r>
+        <w:rPr>
+          <w:rFonts w:ascii="Times New Roman" w:hAnsi="Times New Roman" w:cs="Times New Roman"/>
+          <w:sz w:val="28"/>
+          <w:szCs w:val="28"/>
+          <w:u w:val="single"/>
+        </w:rPr>
+        <w:t>_</w:t>
+      </w:r>
+      <w:proofErr w:type="gramStart"/>
+      <w:r>
+        <w:rPr>
+          <w:rFonts w:ascii="Times New Roman" w:hAnsi="Times New Roman" w:cs="Times New Roman"/>
+          <w:sz w:val="28"/>
+          <w:szCs w:val="28"/>
+          <w:u w:val="single"/>
+        </w:rPr>
+        <w:t>count }</w:t>
+      </w:r>
+      <w:proofErr w:type="gramEnd"/>
+      <w:r>
+        <w:rPr>
+          <w:rFonts w:ascii="Times New Roman" w:hAnsi="Times New Roman" w:cs="Times New Roman"/>
+          <w:sz w:val="28"/>
+          <w:szCs w:val="28"/>
+          <w:u w:val="single"/>
+        </w:rPr>
+        <w:t>} человек</w:t>
+      </w:r>
+    </w:p>
+    <w:p>
+      <w:pPr>
+        <w:spacing w:after="0"/>
+        <w:rPr>
+          <w:rFonts w:ascii="Times New Roman" w:hAnsi="Times New Roman" w:cs="Times New Roman"/>
+          <w:sz w:val="28"/>
+          <w:szCs w:val="28"/>
+        </w:rPr>
+      </w:pPr>
+      <w:r>
+        <w:rPr>
+          <w:rFonts w:ascii="Times New Roman" w:hAnsi="Times New Roman" w:cs="Times New Roman"/>
+          <w:b/>
+          <w:bCs/>
+          <w:sz w:val="28"/>
+          <w:szCs w:val="28"/>
+        </w:rPr>
+        <w:t>Из них:</w:t>
+      </w:r>
+      <w:r>
+        <w:rPr>
+          <w:rFonts w:ascii="Times New Roman" w:hAnsi="Times New Roman" w:cs="Times New Roman"/>
+          <w:sz w:val="28"/>
+          <w:szCs w:val="28"/>
+        </w:rPr>
+        <w:t xml:space="preserve"> </w:t>
+      </w:r>
+      <w:proofErr w:type="gramStart"/>
+      <w:r>
+        <w:rPr>
+          <w:rFonts w:ascii="Times New Roman" w:hAnsi="Times New Roman" w:cs="Times New Roman"/>
+          <w:sz w:val="28"/>
+          <w:szCs w:val="28"/>
+        </w:rPr>
+        <w:t xml:space="preserve">{{ </w:t>
+      </w:r>
+      <w:r>
+        <w:rPr>
+          <w:rFonts w:ascii="Times New Roman" w:hAnsi="Times New Roman" w:cs="Times New Roman"/>
+          <w:sz w:val="28"/>
+          <w:szCs w:val="28"/>
+          <w:lang w:val="en-US"/>
+        </w:rPr>
+        <w:t>absent</w:t>
+      </w:r>
+      <w:proofErr w:type="gramEnd"/>
+      <w:r>
+        <w:rPr>
+          <w:rFonts w:ascii="Times New Roman" w:hAnsi="Times New Roman" w:cs="Times New Roman"/>
+          <w:sz w:val="28"/>
+          <w:szCs w:val="28"/>
+        </w:rPr>
+        <w:t>_</w:t>
+      </w:r>
+      <w:proofErr w:type="gramStart"/>
+      <w:r>
+        <w:rPr>
+          <w:rFonts w:ascii="Times New Roman" w:hAnsi="Times New Roman" w:cs="Times New Roman"/>
+          <w:sz w:val="28"/>
+          <w:szCs w:val="28"/>
+          <w:lang w:val="en-US"/>
+        </w:rPr>
+        <w:t>summary</w:t>
+      </w:r>
+      <w:r>
+        <w:rPr>
+          <w:rFonts w:ascii="Times New Roman" w:hAnsi="Times New Roman" w:cs="Times New Roman"/>
+          <w:sz w:val="28"/>
+          <w:szCs w:val="28"/>
+        </w:rPr>
+        <w:t xml:space="preserve"> }</w:t>
+      </w:r>
+      <w:proofErr w:type="gramEnd"/>
+      <w:r>
+        <w:rPr>
+          <w:rFonts w:ascii="Times New Roman" w:hAnsi="Times New Roman" w:cs="Times New Roman"/>
+          <w:sz w:val="28"/>
+          <w:szCs w:val="28"/>
+        </w:rPr>
+        <w:t>}</w:t>
+      </w:r>
+    </w:p>
+    <w:p>
+      <w:pPr>
+        <w:spacing w:after="0"/>
+        <w:rPr>
+          <w:rFonts w:ascii="Times New Roman" w:hAnsi="Times New Roman" w:cs="Times New Roman"/>
+          <w:sz w:val="28"/>
+          <w:szCs w:val="28"/>
+        </w:rPr>
+      </w:pPr>
+      <w:r>
+        <w:rPr>
+          <w:rFonts w:ascii="Times New Roman" w:hAnsi="Times New Roman" w:cs="Times New Roman"/>
+          <w:sz w:val="28"/>
+          <w:szCs w:val="28"/>
+        </w:rPr>
+        <w:t xml:space="preserve">Отпросились по уважительной причине: </w:t>
+      </w:r>
+      <w:proofErr w:type="gramStart"/>
+      <w:r>
+        <w:rPr>
+          <w:rFonts w:ascii="Times New Roman" w:hAnsi="Times New Roman" w:cs="Times New Roman"/>
+          <w:sz w:val="28"/>
+          <w:szCs w:val="28"/>
+        </w:rPr>
+        <w:t>{{ respect</w:t>
+      </w:r>
+      <w:proofErr w:type="gramEnd"/>
+      <w:r>
+        <w:rPr>
+          <w:rFonts w:ascii="Times New Roman" w:hAnsi="Times New Roman" w:cs="Times New Roman"/>
+          <w:sz w:val="28"/>
+          <w:szCs w:val="28"/>
+        </w:rPr>
+        <w:t>_</w:t>
+      </w:r>
+      <w:proofErr w:type="gramStart"/>
+      <w:r>
+        <w:rPr>
+          <w:rFonts w:ascii="Times New Roman" w:hAnsi="Times New Roman" w:cs="Times New Roman"/>
+          <w:sz w:val="28"/>
+          <w:szCs w:val="28"/>
+        </w:rPr>
+        <w:t>count }</w:t>
+      </w:r>
+      <w:proofErr w:type="gramEnd"/>
+      <w:r>
+        <w:rPr>
+          <w:rFonts w:ascii="Times New Roman" w:hAnsi="Times New Roman" w:cs="Times New Roman"/>
+          <w:sz w:val="28"/>
+          <w:szCs w:val="28"/>
+        </w:rPr>
+        <w:t xml:space="preserve">} </w:t>
+      </w:r>
+      <w:proofErr w:type="gramStart"/>
+      <w:r>
+        <w:rPr>
+          <w:rFonts w:ascii="Times New Roman" w:hAnsi="Times New Roman" w:cs="Times New Roman"/>
+          <w:sz w:val="28"/>
+          <w:szCs w:val="28"/>
+        </w:rPr>
+        <w:t>{{ respect</w:t>
+      </w:r>
+      <w:proofErr w:type="gramEnd"/>
+      <w:r>
+        <w:rPr>
+          <w:rFonts w:ascii="Times New Roman" w:hAnsi="Times New Roman" w:cs="Times New Roman"/>
+          <w:sz w:val="28"/>
+          <w:szCs w:val="28"/>
+        </w:rPr>
+        <w:t>_word }}</w:t>
+      </w:r>
+      <w:r>
+        <w:rPr>
+          <w:rFonts w:ascii="Times New Roman" w:hAnsi="Times New Roman" w:cs="Times New Roman"/>
+          <w:sz w:val="28"/>
+          <w:szCs w:val="28"/>
+        </w:rPr>
+        <w:br/>
+      </w:r>
+      <w:proofErr w:type="gramStart"/>
+      <w:r>
+        <w:rPr>
+          <w:rFonts w:ascii="Times New Roman" w:hAnsi="Times New Roman" w:cs="Times New Roman"/>
+          <w:sz w:val="28"/>
+          <w:szCs w:val="28"/>
+        </w:rPr>
+        <w:t>{{ respect</w:t>
+      </w:r>
+      <w:proofErr w:type="gramEnd"/>
+      <w:r>
+        <w:rPr>
+          <w:rFonts w:ascii="Times New Roman" w:hAnsi="Times New Roman" w:cs="Times New Roman"/>
+          <w:sz w:val="28"/>
+          <w:szCs w:val="28"/>
+        </w:rPr>
+        <w:t>_</w:t>
+      </w:r>
+      <w:proofErr w:type="gramStart"/>
+      <w:r>
+        <w:rPr>
+          <w:rFonts w:ascii="Times New Roman" w:hAnsi="Times New Roman" w:cs="Times New Roman"/>
+          <w:sz w:val="28"/>
+          <w:szCs w:val="28"/>
+        </w:rPr>
+        <w:t>lines }</w:t>
+      </w:r>
+      <w:proofErr w:type="gramEnd"/>
+      <w:r>
+        <w:rPr>
+          <w:rFonts w:ascii="Times New Roman" w:hAnsi="Times New Roman" w:cs="Times New Roman"/>
+          <w:sz w:val="28"/>
+          <w:szCs w:val="28"/>
+        </w:rPr>
+        <w:t>}</w:t>
+      </w:r>
+    </w:p>
+    <w:p>
+      <w:pPr>
+        <w:spacing w:after="0"/>
         <w:rPr>
           <w:rFonts w:ascii="Times New Roman" w:hAnsi="Times New Roman" w:cs="Times New Roman"/>
           <w:sz w:val="28"/>
@@ -421,77 +617,7 @@
     </w:p>
     <w:p>
       <w:pPr>
-        <w:rPr>
-          <w:rFonts w:ascii="Times New Roman" w:hAnsi="Times New Roman" w:cs="Times New Roman"/>
-          <w:sz w:val="28"/>
-          <w:szCs w:val="28"/>
-        </w:rPr>
-      </w:pPr>
-      <w:r>
-        <w:rPr>
-          <w:rFonts w:ascii="Times New Roman" w:hAnsi="Times New Roman" w:cs="Times New Roman"/>
-          <w:sz w:val="28"/>
-          <w:szCs w:val="28"/>
-        </w:rPr>
-        <w:t xml:space="preserve">Присутствуют: </w:t>
-      </w:r>
-      <w:proofErr w:type="gramStart"/>
-      <w:r>
-        <w:rPr>
-          <w:rFonts w:ascii="Times New Roman" w:hAnsi="Times New Roman" w:cs="Times New Roman"/>
-          <w:sz w:val="28"/>
-          <w:szCs w:val="28"/>
-        </w:rPr>
-        <w:t xml:space="preserve">{{ </w:t>
-      </w:r>
-      <w:r>
-        <w:rPr>
-          <w:rFonts w:ascii="Times New Roman" w:hAnsi="Times New Roman" w:cs="Times New Roman"/>
-          <w:sz w:val="28"/>
-          <w:szCs w:val="28"/>
-          <w:lang w:val="en-US"/>
-        </w:rPr>
-        <w:t>present</w:t>
-      </w:r>
-      <w:proofErr w:type="gramEnd"/>
-      <w:r>
-        <w:rPr>
-          <w:rFonts w:ascii="Times New Roman" w:hAnsi="Times New Roman" w:cs="Times New Roman"/>
-          <w:sz w:val="28"/>
-          <w:szCs w:val="28"/>
-        </w:rPr>
-        <w:t>_</w:t>
-      </w:r>
-      <w:proofErr w:type="gramStart"/>
-      <w:r>
-        <w:rPr>
-          <w:rFonts w:ascii="Times New Roman" w:hAnsi="Times New Roman" w:cs="Times New Roman"/>
-          <w:sz w:val="28"/>
-          <w:szCs w:val="28"/>
-          <w:lang w:val="en-US"/>
-        </w:rPr>
-        <w:t>count</w:t>
-      </w:r>
-      <w:r>
-        <w:rPr>
-          <w:rFonts w:ascii="Times New Roman" w:hAnsi="Times New Roman" w:cs="Times New Roman"/>
-          <w:sz w:val="28"/>
-          <w:szCs w:val="28"/>
-        </w:rPr>
-        <w:t xml:space="preserve"> }</w:t>
-      </w:r>
-      <w:proofErr w:type="gramEnd"/>
-      <w:r>
-        <w:rPr>
-          <w:rFonts w:ascii="Times New Roman" w:hAnsi="Times New Roman" w:cs="Times New Roman"/>
-          <w:sz w:val="28"/>
-          <w:szCs w:val="28"/>
-        </w:rPr>
-        <w:t>} человек</w:t>
-      </w:r>
-    </w:p>
-    <w:p>
-      <w:pPr>
+        <w:spacing w:after="0"/>
         <w:rPr>
           <w:rFonts w:ascii="Times New Roman" w:hAnsi="Times New Roman" w:cs="Times New Roman"/>
           <w:sz w:val="28"/>
@@ -501,8 +627,11 @@
     </w:p>
     <w:p>
       <w:pPr>
-        <w:rPr>
-          <w:rFonts w:ascii="Times New Roman" w:hAnsi="Times New Roman" w:cs="Times New Roman"/>
+        <w:spacing w:after="0"/>
+        <w:rPr>
+          <w:rFonts w:ascii="Times New Roman" w:hAnsi="Times New Roman" w:cs="Times New Roman"/>
+          <w:b/>
+          <w:bCs/>
           <w:sz w:val="28"/>
           <w:szCs w:val="28"/>
         </w:rPr>
@@ -510,497 +639,193 @@
       <w:r>
         <w:rPr>
           <w:rFonts w:ascii="Times New Roman" w:hAnsi="Times New Roman" w:cs="Times New Roman"/>
-          <w:sz w:val="28"/>
-          <w:szCs w:val="28"/>
-        </w:rPr>
-        <w:t>Отсутствуют</w:t>
+          <w:b/>
+          <w:bCs/>
+          <w:sz w:val="28"/>
+          <w:szCs w:val="28"/>
+        </w:rPr>
+        <w:t xml:space="preserve">Начальник отдела </w:t>
+      </w:r>
+      <w:r>
+        <w:rPr>
+          <w:rFonts w:ascii="Times New Roman" w:hAnsi="Times New Roman" w:cs="Times New Roman"/>
+          <w:b/>
+          <w:bCs/>
+          <w:sz w:val="28"/>
+          <w:szCs w:val="28"/>
+        </w:rPr>
+        <w:tab/>
+      </w:r>
+      <w:r>
+        <w:rPr>
+          <w:rFonts w:ascii="Times New Roman" w:hAnsi="Times New Roman" w:cs="Times New Roman"/>
+          <w:b/>
+          <w:bCs/>
+          <w:sz w:val="28"/>
+          <w:szCs w:val="28"/>
+        </w:rPr>
+        <w:tab/>
+      </w:r>
+      <w:r>
+        <w:rPr>
+          <w:rFonts w:ascii="Times New Roman" w:hAnsi="Times New Roman" w:cs="Times New Roman"/>
+          <w:b/>
+          <w:bCs/>
+          <w:sz w:val="28"/>
+          <w:szCs w:val="28"/>
+        </w:rPr>
+        <w:tab/>
+      </w:r>
+      <w:r>
+        <w:rPr>
+          <w:rFonts w:ascii="Times New Roman" w:hAnsi="Times New Roman" w:cs="Times New Roman"/>
+          <w:b/>
+          <w:bCs/>
+          <w:sz w:val="28"/>
+          <w:szCs w:val="28"/>
+        </w:rPr>
+        <w:tab/>
+      </w:r>
+      <w:r>
+        <w:rPr>
+          <w:rFonts w:ascii="Times New Roman" w:hAnsi="Times New Roman" w:cs="Times New Roman"/>
+          <w:b/>
+          <w:bCs/>
+          <w:sz w:val="28"/>
+          <w:szCs w:val="28"/>
+        </w:rPr>
+        <w:tab/>
       </w:r>
       <w:proofErr w:type="gramStart"/>
       <w:r>
         <w:rPr>
           <w:rFonts w:ascii="Times New Roman" w:hAnsi="Times New Roman" w:cs="Times New Roman"/>
-          <w:sz w:val="28"/>
-          <w:szCs w:val="28"/>
-        </w:rPr>
-        <w:t>: Всего</w:t>
+          <w:b/>
+          <w:bCs/>
+          <w:sz w:val="28"/>
+          <w:szCs w:val="28"/>
+        </w:rPr>
+        <w:t xml:space="preserve">{{ </w:t>
+      </w:r>
+      <w:r>
+        <w:rPr>
+          <w:rFonts w:ascii="Times New Roman" w:hAnsi="Times New Roman" w:cs="Times New Roman"/>
+          <w:b/>
+          <w:bCs/>
+          <w:sz w:val="28"/>
+          <w:szCs w:val="28"/>
+          <w:lang w:val="en-US"/>
+        </w:rPr>
+        <w:t>chief</w:t>
       </w:r>
       <w:proofErr w:type="gramEnd"/>
       <w:r>
         <w:rPr>
           <w:rFonts w:ascii="Times New Roman" w:hAnsi="Times New Roman" w:cs="Times New Roman"/>
-          <w:sz w:val="28"/>
-          <w:szCs w:val="28"/>
-        </w:rPr>
-        <w:t xml:space="preserve"> </w:t>
+          <w:b/>
+          <w:bCs/>
+          <w:sz w:val="28"/>
+          <w:szCs w:val="28"/>
+        </w:rPr>
+        <w:t>_</w:t>
       </w:r>
       <w:proofErr w:type="gramStart"/>
       <w:r>
         <w:rPr>
           <w:rFonts w:ascii="Times New Roman" w:hAnsi="Times New Roman" w:cs="Times New Roman"/>
-          <w:sz w:val="28"/>
-          <w:szCs w:val="28"/>
-        </w:rPr>
-        <w:t xml:space="preserve">{{ </w:t>
-      </w:r>
-      <w:r>
-        <w:rPr>
-          <w:rFonts w:ascii="Times New Roman" w:hAnsi="Times New Roman" w:cs="Times New Roman"/>
+          <w:b/>
+          <w:bCs/>
           <w:sz w:val="28"/>
           <w:szCs w:val="28"/>
           <w:lang w:val="en-US"/>
         </w:rPr>
-        <w:t>absent</w:t>
+        <w:t>name</w:t>
+      </w:r>
+      <w:r>
+        <w:rPr>
+          <w:rFonts w:ascii="Times New Roman" w:hAnsi="Times New Roman" w:cs="Times New Roman"/>
+          <w:b/>
+          <w:bCs/>
+          <w:sz w:val="28"/>
+          <w:szCs w:val="28"/>
+        </w:rPr>
+        <w:t xml:space="preserve"> }</w:t>
       </w:r>
       <w:proofErr w:type="gramEnd"/>
       <w:r>
         <w:rPr>
           <w:rFonts w:ascii="Times New Roman" w:hAnsi="Times New Roman" w:cs="Times New Roman"/>
-          <w:sz w:val="28"/>
-          <w:szCs w:val="28"/>
-        </w:rPr>
-        <w:t>_</w:t>
-      </w:r>
-      <w:proofErr w:type="gramStart"/>
-      <w:r>
-        <w:rPr>
-          <w:rFonts w:ascii="Times New Roman" w:hAnsi="Times New Roman" w:cs="Times New Roman"/>
-          <w:sz w:val="28"/>
-          <w:szCs w:val="28"/>
-          <w:lang w:val="en-US"/>
-        </w:rPr>
-        <w:t>count</w:t>
-      </w:r>
-      <w:r>
-        <w:rPr>
-          <w:rFonts w:ascii="Times New Roman" w:hAnsi="Times New Roman" w:cs="Times New Roman"/>
-          <w:sz w:val="28"/>
-          <w:szCs w:val="28"/>
-        </w:rPr>
-        <w:t xml:space="preserve"> }</w:t>
-      </w:r>
-      <w:proofErr w:type="gramEnd"/>
-      <w:r>
-        <w:rPr>
-          <w:rFonts w:ascii="Times New Roman" w:hAnsi="Times New Roman" w:cs="Times New Roman"/>
-          <w:sz w:val="28"/>
-          <w:szCs w:val="28"/>
-        </w:rPr>
-        <w:t>} человека</w:t>
+          <w:b/>
+          <w:bCs/>
+          <w:sz w:val="28"/>
+          <w:szCs w:val="28"/>
+        </w:rPr>
+        <w:t>}</w:t>
       </w:r>
     </w:p>
     <w:p>
       <w:pPr>
+        <w:spacing w:after="0"/>
         <w:rPr>
           <w:rFonts w:ascii="Times New Roman" w:hAnsi="Times New Roman" w:cs="Times New Roman"/>
           <w:sz w:val="28"/>
           <w:szCs w:val="28"/>
         </w:rPr>
       </w:pPr>
+      <w:r>
+        <w:rPr>
+          <w:rFonts w:ascii="Times New Roman" w:hAnsi="Times New Roman" w:cs="Times New Roman"/>
+          <w:sz w:val="28"/>
+          <w:szCs w:val="28"/>
+        </w:rPr>
+        <w:t xml:space="preserve">Дата: </w:t>
+      </w:r>
+      <w:proofErr w:type="gramStart"/>
+      <w:r>
+        <w:rPr>
+          <w:rFonts w:ascii="Times New Roman" w:hAnsi="Times New Roman" w:cs="Times New Roman"/>
+          <w:sz w:val="28"/>
+          <w:szCs w:val="28"/>
+        </w:rPr>
+        <w:t>{{ current</w:t>
+      </w:r>
+      <w:proofErr w:type="gramEnd"/>
+      <w:r>
+        <w:rPr>
+          <w:rFonts w:ascii="Times New Roman" w:hAnsi="Times New Roman" w:cs="Times New Roman"/>
+          <w:sz w:val="28"/>
+          <w:szCs w:val="28"/>
+        </w:rPr>
+        <w:t>_</w:t>
+      </w:r>
+      <w:proofErr w:type="gramStart"/>
+      <w:r>
+        <w:rPr>
+          <w:rFonts w:ascii="Times New Roman" w:hAnsi="Times New Roman" w:cs="Times New Roman"/>
+          <w:sz w:val="28"/>
+          <w:szCs w:val="28"/>
+        </w:rPr>
+        <w:t>date }</w:t>
+      </w:r>
+      <w:proofErr w:type="gramEnd"/>
+      <w:r>
+        <w:rPr>
+          <w:rFonts w:ascii="Times New Roman" w:hAnsi="Times New Roman" w:cs="Times New Roman"/>
+          <w:sz w:val="28"/>
+          <w:szCs w:val="28"/>
+        </w:rPr>
+        <w:t>}</w:t>
+      </w:r>
     </w:p>
     <w:p>
       <w:pPr>
+        <w:spacing w:after="0"/>
         <w:rPr>
           <w:rFonts w:ascii="Times New Roman" w:hAnsi="Times New Roman" w:cs="Times New Roman"/>
           <w:sz w:val="28"/>
           <w:szCs w:val="28"/>
         </w:rPr>
       </w:pPr>
-      <w:r>
-        <w:rPr>
-          <w:rFonts w:ascii="Times New Roman" w:hAnsi="Times New Roman" w:cs="Times New Roman"/>
-          <w:sz w:val="28"/>
-          <w:szCs w:val="28"/>
-        </w:rPr>
-        <w:t xml:space="preserve">Из них: </w:t>
-      </w:r>
-      <w:proofErr w:type="gramStart"/>
-      <w:r>
-        <w:rPr>
-          <w:rFonts w:ascii="Times New Roman" w:hAnsi="Times New Roman" w:cs="Times New Roman"/>
-          <w:sz w:val="28"/>
-          <w:szCs w:val="28"/>
-        </w:rPr>
-        <w:t xml:space="preserve">{{ </w:t>
-      </w:r>
-      <w:r>
-        <w:rPr>
-          <w:rFonts w:ascii="Times New Roman" w:hAnsi="Times New Roman" w:cs="Times New Roman"/>
-          <w:sz w:val="28"/>
-          <w:szCs w:val="28"/>
-          <w:lang w:val="en-US"/>
-        </w:rPr>
-        <w:t>absent</w:t>
-      </w:r>
-      <w:proofErr w:type="gramEnd"/>
-      <w:r>
-        <w:rPr>
-          <w:rFonts w:ascii="Times New Roman" w:hAnsi="Times New Roman" w:cs="Times New Roman"/>
-          <w:sz w:val="28"/>
-          <w:szCs w:val="28"/>
-        </w:rPr>
-        <w:t>_</w:t>
-      </w:r>
-      <w:proofErr w:type="gramStart"/>
-      <w:r>
-        <w:rPr>
-          <w:rFonts w:ascii="Times New Roman" w:hAnsi="Times New Roman" w:cs="Times New Roman"/>
-          <w:sz w:val="28"/>
-          <w:szCs w:val="28"/>
-          <w:lang w:val="en-US"/>
-        </w:rPr>
-        <w:t>summary</w:t>
-      </w:r>
-      <w:r>
-        <w:rPr>
-          <w:rFonts w:ascii="Times New Roman" w:hAnsi="Times New Roman" w:cs="Times New Roman"/>
-          <w:sz w:val="28"/>
-          <w:szCs w:val="28"/>
-        </w:rPr>
-        <w:t xml:space="preserve"> }</w:t>
-      </w:r>
-      <w:proofErr w:type="gramEnd"/>
-      <w:r>
-        <w:rPr>
-          <w:rFonts w:ascii="Times New Roman" w:hAnsi="Times New Roman" w:cs="Times New Roman"/>
-          <w:sz w:val="28"/>
-          <w:szCs w:val="28"/>
-        </w:rPr>
-        <w:t>}</w:t>
-      </w:r>
-    </w:p>
-    <w:p>
-      <w:pPr>
-        <w:rPr>
-          <w:rFonts w:ascii="Times New Roman" w:hAnsi="Times New Roman" w:cs="Times New Roman"/>
-          <w:sz w:val="28"/>
-          <w:szCs w:val="28"/>
-        </w:rPr>
-      </w:pPr>
-    </w:p>
-    <w:p>
-      <w:pPr>
-        <w:rPr>
-          <w:rFonts w:ascii="Times New Roman" w:hAnsi="Times New Roman" w:cs="Times New Roman"/>
-          <w:sz w:val="28"/>
-          <w:szCs w:val="28"/>
-        </w:rPr>
-      </w:pPr>
-      <w:r>
-        <w:rPr>
-          <w:rFonts w:ascii="Times New Roman" w:hAnsi="Times New Roman" w:cs="Times New Roman"/>
-          <w:sz w:val="28"/>
-          <w:szCs w:val="28"/>
-        </w:rPr>
-        <w:t xml:space="preserve">Отпросились: всего </w:t>
-      </w:r>
-      <w:proofErr w:type="gramStart"/>
-      <w:r>
-        <w:rPr>
-          <w:rFonts w:ascii="Times New Roman" w:hAnsi="Times New Roman" w:cs="Times New Roman"/>
-          <w:sz w:val="28"/>
-          <w:szCs w:val="28"/>
-        </w:rPr>
-        <w:t xml:space="preserve">{{ </w:t>
-      </w:r>
-      <w:proofErr w:type="spellStart"/>
-      <w:r>
-        <w:rPr>
-          <w:rFonts w:ascii="Times New Roman" w:hAnsi="Times New Roman" w:cs="Times New Roman"/>
-          <w:sz w:val="28"/>
-          <w:szCs w:val="28"/>
-          <w:lang w:val="en-US"/>
-        </w:rPr>
-        <w:t>askoff</w:t>
-      </w:r>
-      <w:proofErr w:type="spellEnd"/>
-      <w:proofErr w:type="gramEnd"/>
-      <w:r>
-        <w:rPr>
-          <w:rFonts w:ascii="Times New Roman" w:hAnsi="Times New Roman" w:cs="Times New Roman"/>
-          <w:sz w:val="28"/>
-          <w:szCs w:val="28"/>
-        </w:rPr>
-        <w:t>_</w:t>
-      </w:r>
-      <w:proofErr w:type="gramStart"/>
-      <w:r>
-        <w:rPr>
-          <w:rFonts w:ascii="Times New Roman" w:hAnsi="Times New Roman" w:cs="Times New Roman"/>
-          <w:sz w:val="28"/>
-          <w:szCs w:val="28"/>
-          <w:lang w:val="en-US"/>
-        </w:rPr>
-        <w:t>count</w:t>
-      </w:r>
-      <w:r>
-        <w:rPr>
-          <w:rFonts w:ascii="Times New Roman" w:hAnsi="Times New Roman" w:cs="Times New Roman"/>
-          <w:sz w:val="28"/>
-          <w:szCs w:val="28"/>
-        </w:rPr>
-        <w:t xml:space="preserve"> }</w:t>
-      </w:r>
-      <w:proofErr w:type="gramEnd"/>
-      <w:r>
-        <w:rPr>
-          <w:rFonts w:ascii="Times New Roman" w:hAnsi="Times New Roman" w:cs="Times New Roman"/>
-          <w:sz w:val="28"/>
-          <w:szCs w:val="28"/>
-        </w:rPr>
-        <w:t>} человека</w:t>
-      </w:r>
-    </w:p>
-    <w:p>
-      <w:pPr>
-        <w:rPr>
-          <w:rFonts w:ascii="Times New Roman" w:hAnsi="Times New Roman" w:cs="Times New Roman"/>
-          <w:sz w:val="28"/>
-          <w:szCs w:val="28"/>
-        </w:rPr>
-      </w:pPr>
-    </w:p>
-    <w:p>
-      <w:pPr>
-        <w:rPr>
-          <w:rFonts w:ascii="Times New Roman" w:hAnsi="Times New Roman" w:cs="Times New Roman"/>
-          <w:sz w:val="28"/>
-          <w:szCs w:val="28"/>
-        </w:rPr>
-      </w:pPr>
-      <w:proofErr w:type="gramStart"/>
-      <w:r>
-        <w:rPr>
-          <w:rFonts w:ascii="Times New Roman" w:hAnsi="Times New Roman" w:cs="Times New Roman"/>
-          <w:sz w:val="28"/>
-          <w:szCs w:val="28"/>
-        </w:rPr>
-        <w:t xml:space="preserve">{{ </w:t>
-      </w:r>
-      <w:proofErr w:type="spellStart"/>
-      <w:r>
-        <w:rPr>
-          <w:rFonts w:ascii="Times New Roman" w:hAnsi="Times New Roman" w:cs="Times New Roman"/>
-          <w:sz w:val="28"/>
-          <w:szCs w:val="28"/>
-          <w:lang w:val="en-US"/>
-        </w:rPr>
-        <w:t>askoff</w:t>
-      </w:r>
-      <w:proofErr w:type="spellEnd"/>
-      <w:proofErr w:type="gramEnd"/>
-      <w:r>
-        <w:rPr>
-          <w:rFonts w:ascii="Times New Roman" w:hAnsi="Times New Roman" w:cs="Times New Roman"/>
-          <w:sz w:val="28"/>
-          <w:szCs w:val="28"/>
-        </w:rPr>
-        <w:t>_</w:t>
-      </w:r>
-      <w:proofErr w:type="gramStart"/>
-      <w:r>
-        <w:rPr>
-          <w:rFonts w:ascii="Times New Roman" w:hAnsi="Times New Roman" w:cs="Times New Roman"/>
-          <w:sz w:val="28"/>
-          <w:szCs w:val="28"/>
-          <w:lang w:val="en-US"/>
-        </w:rPr>
-        <w:t>lines</w:t>
-      </w:r>
-      <w:r>
-        <w:rPr>
-          <w:rFonts w:ascii="Times New Roman" w:hAnsi="Times New Roman" w:cs="Times New Roman"/>
-          <w:sz w:val="28"/>
-          <w:szCs w:val="28"/>
-        </w:rPr>
-        <w:t xml:space="preserve"> }</w:t>
-      </w:r>
-      <w:proofErr w:type="gramEnd"/>
-      <w:r>
-        <w:rPr>
-          <w:rFonts w:ascii="Times New Roman" w:hAnsi="Times New Roman" w:cs="Times New Roman"/>
-          <w:sz w:val="28"/>
-          <w:szCs w:val="28"/>
-        </w:rPr>
-        <w:t>}</w:t>
-      </w:r>
-    </w:p>
-    <w:p>
-      <w:pPr>
-        <w:rPr>
-          <w:rFonts w:ascii="Times New Roman" w:hAnsi="Times New Roman" w:cs="Times New Roman"/>
-          <w:sz w:val="28"/>
-          <w:szCs w:val="28"/>
-        </w:rPr>
-      </w:pPr>
-    </w:p>
-    <w:p>
-      <w:pPr>
-        <w:rPr>
-          <w:rFonts w:ascii="Times New Roman" w:hAnsi="Times New Roman" w:cs="Times New Roman"/>
-          <w:sz w:val="28"/>
-          <w:szCs w:val="28"/>
-        </w:rPr>
-      </w:pPr>
-      <w:r>
-        <w:rPr>
-          <w:rFonts w:ascii="Times New Roman" w:hAnsi="Times New Roman" w:cs="Times New Roman"/>
-          <w:sz w:val="28"/>
-          <w:szCs w:val="28"/>
-        </w:rPr>
-        <w:t xml:space="preserve">Начальник </w:t>
-      </w:r>
-      <w:proofErr w:type="gramStart"/>
-      <w:r>
-        <w:rPr>
-          <w:rFonts w:ascii="Times New Roman" w:hAnsi="Times New Roman" w:cs="Times New Roman"/>
-          <w:sz w:val="28"/>
-          <w:szCs w:val="28"/>
-        </w:rPr>
-        <w:t>отдела  →</w:t>
-      </w:r>
-      <w:proofErr w:type="gramEnd"/>
-      <w:r>
-        <w:rPr>
-          <w:rFonts w:ascii="Times New Roman" w:hAnsi="Times New Roman" w:cs="Times New Roman"/>
-          <w:sz w:val="28"/>
-          <w:szCs w:val="28"/>
-        </w:rPr>
-        <w:t xml:space="preserve">      →      →      →      →      →      →   </w:t>
-      </w:r>
-      <w:proofErr w:type="gramStart"/>
-      <w:r>
-        <w:rPr>
-          <w:rFonts w:ascii="Times New Roman" w:hAnsi="Times New Roman" w:cs="Times New Roman"/>
-          <w:sz w:val="28"/>
-          <w:szCs w:val="28"/>
-        </w:rPr>
-        <w:t xml:space="preserve">   {{ </w:t>
-      </w:r>
-      <w:r>
-        <w:rPr>
-          <w:rFonts w:ascii="Times New Roman" w:hAnsi="Times New Roman" w:cs="Times New Roman"/>
-          <w:sz w:val="28"/>
-          <w:szCs w:val="28"/>
-          <w:lang w:val="en-US"/>
-        </w:rPr>
-        <w:t>chief</w:t>
-      </w:r>
-      <w:proofErr w:type="gramEnd"/>
-      <w:r>
-        <w:rPr>
-          <w:rFonts w:ascii="Times New Roman" w:hAnsi="Times New Roman" w:cs="Times New Roman"/>
-          <w:sz w:val="28"/>
-          <w:szCs w:val="28"/>
-        </w:rPr>
-        <w:t>_</w:t>
-      </w:r>
-      <w:proofErr w:type="gramStart"/>
-      <w:r>
-        <w:rPr>
-          <w:rFonts w:ascii="Times New Roman" w:hAnsi="Times New Roman" w:cs="Times New Roman"/>
-          <w:sz w:val="28"/>
-          <w:szCs w:val="28"/>
-          <w:lang w:val="en-US"/>
-        </w:rPr>
-        <w:t>name</w:t>
-      </w:r>
-      <w:r>
-        <w:rPr>
-          <w:rFonts w:ascii="Times New Roman" w:hAnsi="Times New Roman" w:cs="Times New Roman"/>
-          <w:sz w:val="28"/>
-          <w:szCs w:val="28"/>
-        </w:rPr>
-        <w:t xml:space="preserve"> }</w:t>
-      </w:r>
-      <w:proofErr w:type="gramEnd"/>
-      <w:r>
-        <w:rPr>
-          <w:rFonts w:ascii="Times New Roman" w:hAnsi="Times New Roman" w:cs="Times New Roman"/>
-          <w:sz w:val="28"/>
-          <w:szCs w:val="28"/>
-        </w:rPr>
-        <w:t>}</w:t>
-      </w:r>
-    </w:p>
-    <w:p>
-      <w:pPr>
-        <w:rPr>
-          <w:rFonts w:ascii="Times New Roman" w:hAnsi="Times New Roman" w:cs="Times New Roman"/>
-          <w:sz w:val="28"/>
-          <w:szCs w:val="28"/>
-        </w:rPr>
-      </w:pPr>
-    </w:p>
-    <w:p>
-      <w:pPr>
-        <w:rPr>
-          <w:rFonts w:ascii="Times New Roman" w:hAnsi="Times New Roman" w:cs="Times New Roman"/>
-          <w:sz w:val="28"/>
-          <w:szCs w:val="28"/>
-        </w:rPr>
-      </w:pPr>
-      <w:r>
-        <w:rPr>
-          <w:rFonts w:ascii="Times New Roman" w:hAnsi="Times New Roman" w:cs="Times New Roman"/>
-          <w:sz w:val="28"/>
-          <w:szCs w:val="28"/>
-        </w:rPr>
-        <w:t xml:space="preserve">текущая дата </w:t>
-      </w:r>
-      <w:proofErr w:type="gramStart"/>
-      <w:r>
-        <w:rPr>
-          <w:rFonts w:ascii="Times New Roman" w:hAnsi="Times New Roman" w:cs="Times New Roman"/>
-          <w:sz w:val="28"/>
-          <w:szCs w:val="28"/>
-        </w:rPr>
-        <w:t xml:space="preserve">{{ </w:t>
-      </w:r>
-      <w:r>
-        <w:rPr>
-          <w:rFonts w:ascii="Times New Roman" w:hAnsi="Times New Roman" w:cs="Times New Roman"/>
-          <w:sz w:val="28"/>
-          <w:szCs w:val="28"/>
-          <w:lang w:val="en-US"/>
-        </w:rPr>
-        <w:t>current</w:t>
-      </w:r>
-      <w:proofErr w:type="gramEnd"/>
-      <w:r>
-        <w:rPr>
-          <w:rFonts w:ascii="Times New Roman" w:hAnsi="Times New Roman" w:cs="Times New Roman"/>
-          <w:sz w:val="28"/>
-          <w:szCs w:val="28"/>
-        </w:rPr>
-        <w:t>_</w:t>
-      </w:r>
-      <w:proofErr w:type="gramStart"/>
-      <w:r>
-        <w:rPr>
-          <w:rFonts w:ascii="Times New Roman" w:hAnsi="Times New Roman" w:cs="Times New Roman"/>
-          <w:sz w:val="28"/>
-          <w:szCs w:val="28"/>
-          <w:lang w:val="en-US"/>
-        </w:rPr>
-        <w:t>date</w:t>
-      </w:r>
-      <w:r>
-        <w:rPr>
-          <w:rFonts w:ascii="Times New Roman" w:hAnsi="Times New Roman" w:cs="Times New Roman"/>
-          <w:sz w:val="28"/>
-          <w:szCs w:val="28"/>
-        </w:rPr>
-        <w:t xml:space="preserve"> }</w:t>
-      </w:r>
-      <w:proofErr w:type="gramEnd"/>
-      <w:r>
-        <w:rPr>
-          <w:rFonts w:ascii="Times New Roman" w:hAnsi="Times New Roman" w:cs="Times New Roman"/>
-          <w:sz w:val="28"/>
-          <w:szCs w:val="28"/>
-        </w:rPr>
-        <w:t>}</w:t>
-      </w:r>
     </w:p>
     <w:sectPr>
       <w:pgSz w:w="11906" w:h="16838"/>

--- a/daily_template.docx
+++ b/daily_template.docx
@@ -4,6 +4,8 @@
   <w:body>
     <w:p>
       <w:pPr>
+        <w:spacing w:line="240" w:lineRule="auto"/>
+        <w:contextualSpacing/>
         <w:jc w:val="center"/>
         <w:rPr>
           <w:rFonts w:ascii="Times New Roman" w:hAnsi="Times New Roman" w:cs="Times New Roman"/>
@@ -76,7 +78,7 @@
           <w:sz w:val="28"/>
           <w:szCs w:val="28"/>
         </w:rPr>
-        <w:t>{{ report</w:t>
+        <w:t>{{ date</w:t>
       </w:r>
       <w:proofErr w:type="gramEnd"/>
       <w:r>
@@ -85,25 +87,7 @@
           <w:sz w:val="28"/>
           <w:szCs w:val="28"/>
         </w:rPr>
-        <w:t>_</w:t>
-      </w:r>
-      <w:proofErr w:type="gramStart"/>
-      <w:r>
-        <w:rPr>
-          <w:rFonts w:ascii="Times New Roman" w:hAnsi="Times New Roman" w:cs="Times New Roman"/>
-          <w:sz w:val="28"/>
-          <w:szCs w:val="28"/>
-        </w:rPr>
-        <w:t>date }</w:t>
-      </w:r>
-      <w:proofErr w:type="gramEnd"/>
-      <w:r>
-        <w:rPr>
-          <w:rFonts w:ascii="Times New Roman" w:hAnsi="Times New Roman" w:cs="Times New Roman"/>
-          <w:sz w:val="28"/>
-          <w:szCs w:val="28"/>
-        </w:rPr>
-        <w:t>}</w:t>
+        <w:t xml:space="preserve"> }}</w:t>
       </w:r>
     </w:p>
     <w:p>
@@ -296,13 +280,30 @@
         <w:spacing w:after="0"/>
         <w:rPr>
           <w:rFonts w:ascii="Times New Roman" w:hAnsi="Times New Roman" w:cs="Times New Roman"/>
+          <w:sz w:val="28"/>
+          <w:szCs w:val="28"/>
+        </w:rPr>
+      </w:pPr>
+      <w:r>
+        <w:rPr>
+          <w:rFonts w:ascii="Times New Roman" w:hAnsi="Times New Roman" w:cs="Times New Roman"/>
           <w:b/>
           <w:bCs/>
           <w:sz w:val="28"/>
           <w:szCs w:val="28"/>
           <w:u w:val="single"/>
         </w:rPr>
-      </w:pPr>
+        <w:t xml:space="preserve">Присутствуют: </w:t>
+      </w:r>
+      <w:r>
+        <w:rPr>
+          <w:rFonts w:ascii="Times New Roman" w:hAnsi="Times New Roman" w:cs="Times New Roman"/>
+          <w:sz w:val="28"/>
+          <w:szCs w:val="28"/>
+          <w:u w:val="single"/>
+        </w:rPr>
+        <w:t>{{ present_count }} человек</w:t>
+      </w:r>
       <w:r>
         <w:rPr>
           <w:rFonts w:ascii="Times New Roman" w:hAnsi="Times New Roman" w:cs="Times New Roman"/>
@@ -312,61 +313,9 @@
           <w:szCs w:val="28"/>
           <w:u w:val="single"/>
         </w:rPr>
-        <w:t xml:space="preserve">Присутствуют: </w:t>
-      </w:r>
-      <w:proofErr w:type="gramStart"/>
-      <w:r>
-        <w:rPr>
-          <w:rFonts w:ascii="Times New Roman" w:hAnsi="Times New Roman" w:cs="Times New Roman"/>
-          <w:sz w:val="28"/>
-          <w:szCs w:val="28"/>
-          <w:u w:val="single"/>
-        </w:rPr>
-        <w:t>{{ present</w:t>
-      </w:r>
-      <w:proofErr w:type="gramEnd"/>
-      <w:r>
-        <w:rPr>
-          <w:rFonts w:ascii="Times New Roman" w:hAnsi="Times New Roman" w:cs="Times New Roman"/>
-          <w:sz w:val="28"/>
-          <w:szCs w:val="28"/>
-          <w:u w:val="single"/>
-        </w:rPr>
-        <w:t>_</w:t>
-      </w:r>
-      <w:proofErr w:type="gramStart"/>
-      <w:r>
-        <w:rPr>
-          <w:rFonts w:ascii="Times New Roman" w:hAnsi="Times New Roman" w:cs="Times New Roman"/>
-          <w:sz w:val="28"/>
-          <w:szCs w:val="28"/>
-          <w:u w:val="single"/>
-        </w:rPr>
-        <w:t>count }</w:t>
-      </w:r>
-      <w:proofErr w:type="gramEnd"/>
-      <w:r>
-        <w:rPr>
-          <w:rFonts w:ascii="Times New Roman" w:hAnsi="Times New Roman" w:cs="Times New Roman"/>
-          <w:sz w:val="28"/>
-          <w:szCs w:val="28"/>
-          <w:u w:val="single"/>
-        </w:rPr>
-        <w:t>} человек</w:t>
-      </w:r>
-      <w:r>
-        <w:rPr>
-          <w:rFonts w:ascii="Times New Roman" w:hAnsi="Times New Roman" w:cs="Times New Roman"/>
-          <w:b/>
-          <w:bCs/>
-          <w:sz w:val="28"/>
-          <w:szCs w:val="28"/>
-          <w:u w:val="single"/>
-        </w:rPr>
         <w:br/>
         <w:t xml:space="preserve">Отсутствуют: </w:t>
       </w:r>
-      <w:proofErr w:type="gramStart"/>
       <w:r>
         <w:rPr>
           <w:rFonts w:ascii="Times New Roman" w:hAnsi="Times New Roman" w:cs="Times New Roman"/>
@@ -374,9 +323,8 @@
           <w:szCs w:val="28"/>
           <w:u w:val="single"/>
         </w:rPr>
-        <w:t>{{ absent</w:t>
-      </w:r>
-      <w:proofErr w:type="gramEnd"/>
+        <w:t>{{ absent_count }} человек</w:t>
+      </w:r>
       <w:r>
         <w:rPr>
           <w:rFonts w:ascii="Times New Roman" w:hAnsi="Times New Roman" w:cs="Times New Roman"/>
@@ -384,27 +332,127 @@
           <w:szCs w:val="28"/>
           <w:u w:val="single"/>
         </w:rPr>
-        <w:t>_</w:t>
-      </w:r>
-      <w:proofErr w:type="gramStart"/>
-      <w:r>
-        <w:rPr>
-          <w:rFonts w:ascii="Times New Roman" w:hAnsi="Times New Roman" w:cs="Times New Roman"/>
-          <w:sz w:val="28"/>
-          <w:szCs w:val="28"/>
-          <w:u w:val="single"/>
-        </w:rPr>
-        <w:t>count }</w:t>
-      </w:r>
-      <w:proofErr w:type="gramEnd"/>
-      <w:r>
-        <w:rPr>
-          <w:rFonts w:ascii="Times New Roman" w:hAnsi="Times New Roman" w:cs="Times New Roman"/>
-          <w:sz w:val="28"/>
-          <w:szCs w:val="28"/>
-          <w:u w:val="single"/>
-        </w:rPr>
-        <w:t>} человек</w:t>
+        <w:t xml:space="preserve"> </w:t>
+      </w:r>
+      <w:r>
+        <w:rPr>
+          <w:rFonts w:ascii="Times New Roman" w:hAnsi="Times New Roman" w:cs="Times New Roman"/>
+          <w:sz w:val="28"/>
+          <w:szCs w:val="28"/>
+        </w:rPr>
+        <w:t>{{ if_has_absent_groups }}</w:t>
+      </w:r>
+      <w:r>
+        <w:rPr>
+          <w:rFonts w:ascii="Times New Roman" w:hAnsi="Times New Roman" w:cs="Times New Roman"/>
+          <w:sz w:val="28"/>
+          <w:szCs w:val="28"/>
+        </w:rPr>
+        <w:t xml:space="preserve"> </w:t>
+      </w:r>
+      <w:r>
+        <w:rPr>
+          <w:rFonts w:ascii="Times New Roman" w:hAnsi="Times New Roman" w:cs="Times New Roman"/>
+          <w:sz w:val="28"/>
+          <w:szCs w:val="28"/>
+        </w:rPr>
+        <w:t>Из них:{{ optional_group_1_title }}: {{ optional_group_1_count }} человек</w:t>
+      </w:r>
+      <w:r>
+        <w:rPr>
+          <w:rFonts w:ascii="Times New Roman" w:hAnsi="Times New Roman" w:cs="Times New Roman"/>
+          <w:sz w:val="28"/>
+          <w:szCs w:val="28"/>
+        </w:rPr>
+        <w:t xml:space="preserve"> </w:t>
+      </w:r>
+      <w:r>
+        <w:rPr>
+          <w:rFonts w:ascii="Times New Roman" w:hAnsi="Times New Roman" w:cs="Times New Roman"/>
+          <w:sz w:val="28"/>
+          <w:szCs w:val="28"/>
+        </w:rPr>
+        <w:t>{{ optional_group_1_lines }}</w:t>
+      </w:r>
+      <w:r>
+        <w:rPr>
+          <w:rFonts w:ascii="Times New Roman" w:hAnsi="Times New Roman" w:cs="Times New Roman"/>
+          <w:sz w:val="28"/>
+          <w:szCs w:val="28"/>
+        </w:rPr>
+        <w:t xml:space="preserve"> </w:t>
+      </w:r>
+      <w:r>
+        <w:rPr>
+          <w:rFonts w:ascii="Times New Roman" w:hAnsi="Times New Roman" w:cs="Times New Roman"/>
+          <w:sz w:val="28"/>
+          <w:szCs w:val="28"/>
+        </w:rPr>
+        <w:t>{{ optional_group_2_title }}: {{ optional_group_2_count }} человек</w:t>
+      </w:r>
+      <w:r>
+        <w:rPr>
+          <w:rFonts w:ascii="Times New Roman" w:hAnsi="Times New Roman" w:cs="Times New Roman"/>
+          <w:sz w:val="28"/>
+          <w:szCs w:val="28"/>
+        </w:rPr>
+        <w:t xml:space="preserve"> </w:t>
+      </w:r>
+      <w:r>
+        <w:rPr>
+          <w:rFonts w:ascii="Times New Roman" w:hAnsi="Times New Roman" w:cs="Times New Roman"/>
+          <w:sz w:val="28"/>
+          <w:szCs w:val="28"/>
+        </w:rPr>
+        <w:t>{{ optional_group_2_lines }}</w:t>
+      </w:r>
+      <w:r>
+        <w:rPr>
+          <w:rFonts w:ascii="Times New Roman" w:hAnsi="Times New Roman" w:cs="Times New Roman"/>
+          <w:sz w:val="28"/>
+          <w:szCs w:val="28"/>
+        </w:rPr>
+        <w:t xml:space="preserve"> </w:t>
+      </w:r>
+      <w:r>
+        <w:rPr>
+          <w:rFonts w:ascii="Times New Roman" w:hAnsi="Times New Roman" w:cs="Times New Roman"/>
+          <w:sz w:val="28"/>
+          <w:szCs w:val="28"/>
+        </w:rPr>
+        <w:t>{{ optional_group_3_title }}: {{ optional_group_3_count }} человек</w:t>
+      </w:r>
+      <w:r>
+        <w:rPr>
+          <w:rFonts w:ascii="Times New Roman" w:hAnsi="Times New Roman" w:cs="Times New Roman"/>
+          <w:sz w:val="28"/>
+          <w:szCs w:val="28"/>
+        </w:rPr>
+        <w:t xml:space="preserve"> </w:t>
+      </w:r>
+      <w:r>
+        <w:rPr>
+          <w:rFonts w:ascii="Times New Roman" w:hAnsi="Times New Roman" w:cs="Times New Roman"/>
+          <w:sz w:val="28"/>
+          <w:szCs w:val="28"/>
+        </w:rPr>
+        <w:t>{{ optional_group_3_lines }}</w:t>
+      </w:r>
+      <w:r>
+        <w:rPr>
+          <w:rFonts w:ascii="Times New Roman" w:hAnsi="Times New Roman" w:cs="Times New Roman"/>
+          <w:sz w:val="28"/>
+          <w:szCs w:val="28"/>
+        </w:rPr>
+        <w:t xml:space="preserve"> </w:t>
+      </w:r>
+      <w:r>
+        <w:rPr>
+          <w:rFonts w:ascii="Times New Roman" w:hAnsi="Times New Roman" w:cs="Times New Roman"/>
+          <w:sz w:val="28"/>
+          <w:szCs w:val="28"/>
+        </w:rPr>
+        <w:t>{{ endif }}Начальник отдела {{ chief_name }}</w:t>
       </w:r>
     </w:p>
     <w:p>
@@ -419,20 +467,10 @@
       <w:r>
         <w:rPr>
           <w:rFonts w:ascii="Times New Roman" w:hAnsi="Times New Roman" w:cs="Times New Roman"/>
-          <w:b/>
-          <w:bCs/>
-          <w:sz w:val="28"/>
-          <w:szCs w:val="28"/>
-        </w:rPr>
-        <w:t>Из них:</w:t>
-      </w:r>
-      <w:r>
-        <w:rPr>
-          <w:rFonts w:ascii="Times New Roman" w:hAnsi="Times New Roman" w:cs="Times New Roman"/>
-          <w:sz w:val="28"/>
-          <w:szCs w:val="28"/>
-        </w:rPr>
-        <w:t xml:space="preserve"> </w:t>
+          <w:sz w:val="28"/>
+          <w:szCs w:val="28"/>
+        </w:rPr>
+        <w:t xml:space="preserve">Дата составления: </w:t>
       </w:r>
       <w:proofErr w:type="gramStart"/>
       <w:r>
@@ -441,16 +479,7 @@
           <w:sz w:val="28"/>
           <w:szCs w:val="28"/>
         </w:rPr>
-        <w:t xml:space="preserve">{{ </w:t>
-      </w:r>
-      <w:r>
-        <w:rPr>
-          <w:rFonts w:ascii="Times New Roman" w:hAnsi="Times New Roman" w:cs="Times New Roman"/>
-          <w:sz w:val="28"/>
-          <w:szCs w:val="28"/>
-          <w:lang w:val="en-US"/>
-        </w:rPr>
-        <w:t>absent</w:t>
+        <w:t>{{ current</w:t>
       </w:r>
       <w:proofErr w:type="gramEnd"/>
       <w:r>
@@ -467,17 +496,8 @@
           <w:rFonts w:ascii="Times New Roman" w:hAnsi="Times New Roman" w:cs="Times New Roman"/>
           <w:sz w:val="28"/>
           <w:szCs w:val="28"/>
-          <w:lang w:val="en-US"/>
-        </w:rPr>
-        <w:t>summary</w:t>
-      </w:r>
-      <w:r>
-        <w:rPr>
-          <w:rFonts w:ascii="Times New Roman" w:hAnsi="Times New Roman" w:cs="Times New Roman"/>
-          <w:sz w:val="28"/>
-          <w:szCs w:val="28"/>
-        </w:rPr>
-        <w:t xml:space="preserve"> }</w:t>
+        </w:rPr>
+        <w:t>date }</w:t>
       </w:r>
       <w:proofErr w:type="gramEnd"/>
       <w:r>
@@ -488,344 +508,6 @@
         </w:rPr>
         <w:t>}</w:t>
       </w:r>
-    </w:p>
-    <w:p>
-      <w:pPr>
-        <w:spacing w:after="0"/>
-        <w:rPr>
-          <w:rFonts w:ascii="Times New Roman" w:hAnsi="Times New Roman" w:cs="Times New Roman"/>
-          <w:sz w:val="28"/>
-          <w:szCs w:val="28"/>
-        </w:rPr>
-      </w:pPr>
-      <w:r>
-        <w:rPr>
-          <w:rFonts w:ascii="Times New Roman" w:hAnsi="Times New Roman" w:cs="Times New Roman"/>
-          <w:sz w:val="28"/>
-          <w:szCs w:val="28"/>
-        </w:rPr>
-        <w:t xml:space="preserve">Отпросились по уважительной причине: </w:t>
-      </w:r>
-      <w:proofErr w:type="gramStart"/>
-      <w:r>
-        <w:rPr>
-          <w:rFonts w:ascii="Times New Roman" w:hAnsi="Times New Roman" w:cs="Times New Roman"/>
-          <w:sz w:val="28"/>
-          <w:szCs w:val="28"/>
-        </w:rPr>
-        <w:t>{{ respect</w:t>
-      </w:r>
-      <w:proofErr w:type="gramEnd"/>
-      <w:r>
-        <w:rPr>
-          <w:rFonts w:ascii="Times New Roman" w:hAnsi="Times New Roman" w:cs="Times New Roman"/>
-          <w:sz w:val="28"/>
-          <w:szCs w:val="28"/>
-        </w:rPr>
-        <w:t>_</w:t>
-      </w:r>
-      <w:proofErr w:type="gramStart"/>
-      <w:r>
-        <w:rPr>
-          <w:rFonts w:ascii="Times New Roman" w:hAnsi="Times New Roman" w:cs="Times New Roman"/>
-          <w:sz w:val="28"/>
-          <w:szCs w:val="28"/>
-        </w:rPr>
-        <w:t>count }</w:t>
-      </w:r>
-      <w:proofErr w:type="gramEnd"/>
-      <w:r>
-        <w:rPr>
-          <w:rFonts w:ascii="Times New Roman" w:hAnsi="Times New Roman" w:cs="Times New Roman"/>
-          <w:sz w:val="28"/>
-          <w:szCs w:val="28"/>
-        </w:rPr>
-        <w:t xml:space="preserve">} </w:t>
-      </w:r>
-      <w:proofErr w:type="gramStart"/>
-      <w:r>
-        <w:rPr>
-          <w:rFonts w:ascii="Times New Roman" w:hAnsi="Times New Roman" w:cs="Times New Roman"/>
-          <w:sz w:val="28"/>
-          <w:szCs w:val="28"/>
-        </w:rPr>
-        <w:t>{{ respect</w:t>
-      </w:r>
-      <w:proofErr w:type="gramEnd"/>
-      <w:r>
-        <w:rPr>
-          <w:rFonts w:ascii="Times New Roman" w:hAnsi="Times New Roman" w:cs="Times New Roman"/>
-          <w:sz w:val="28"/>
-          <w:szCs w:val="28"/>
-        </w:rPr>
-        <w:t>_word }}</w:t>
-      </w:r>
-      <w:r>
-        <w:rPr>
-          <w:rFonts w:ascii="Times New Roman" w:hAnsi="Times New Roman" w:cs="Times New Roman"/>
-          <w:sz w:val="28"/>
-          <w:szCs w:val="28"/>
-        </w:rPr>
-        <w:br/>
-      </w:r>
-      <w:proofErr w:type="gramStart"/>
-      <w:r>
-        <w:rPr>
-          <w:rFonts w:ascii="Times New Roman" w:hAnsi="Times New Roman" w:cs="Times New Roman"/>
-          <w:sz w:val="28"/>
-          <w:szCs w:val="28"/>
-        </w:rPr>
-        <w:t>{{ respect</w:t>
-      </w:r>
-      <w:proofErr w:type="gramEnd"/>
-      <w:r>
-        <w:rPr>
-          <w:rFonts w:ascii="Times New Roman" w:hAnsi="Times New Roman" w:cs="Times New Roman"/>
-          <w:sz w:val="28"/>
-          <w:szCs w:val="28"/>
-        </w:rPr>
-        <w:t>_</w:t>
-      </w:r>
-      <w:proofErr w:type="gramStart"/>
-      <w:r>
-        <w:rPr>
-          <w:rFonts w:ascii="Times New Roman" w:hAnsi="Times New Roman" w:cs="Times New Roman"/>
-          <w:sz w:val="28"/>
-          <w:szCs w:val="28"/>
-        </w:rPr>
-        <w:t>lines }</w:t>
-      </w:r>
-      <w:proofErr w:type="gramEnd"/>
-      <w:r>
-        <w:rPr>
-          <w:rFonts w:ascii="Times New Roman" w:hAnsi="Times New Roman" w:cs="Times New Roman"/>
-          <w:sz w:val="28"/>
-          <w:szCs w:val="28"/>
-        </w:rPr>
-        <w:t>}</w:t>
-      </w:r>
-    </w:p>
-    <w:p>
-      <w:pPr>
-        <w:spacing w:after="0"/>
-        <w:rPr>
-          <w:rFonts w:ascii="Times New Roman" w:hAnsi="Times New Roman" w:cs="Times New Roman"/>
-          <w:sz w:val="28"/>
-          <w:szCs w:val="28"/>
-        </w:rPr>
-      </w:pPr>
-    </w:p>
-    <w:p>
-      <w:pPr>
-        <w:spacing w:after="0"/>
-        <w:rPr>
-          <w:rFonts w:ascii="Times New Roman" w:hAnsi="Times New Roman" w:cs="Times New Roman"/>
-          <w:sz w:val="28"/>
-          <w:szCs w:val="28"/>
-        </w:rPr>
-      </w:pPr>
-    </w:p>
-    <w:p>
-      <w:pPr>
-        <w:spacing w:after="0"/>
-        <w:rPr>
-          <w:rFonts w:ascii="Times New Roman" w:hAnsi="Times New Roman" w:cs="Times New Roman"/>
-          <w:b/>
-          <w:bCs/>
-          <w:sz w:val="28"/>
-          <w:szCs w:val="28"/>
-        </w:rPr>
-      </w:pPr>
-      <w:r>
-        <w:rPr>
-          <w:rFonts w:ascii="Times New Roman" w:hAnsi="Times New Roman" w:cs="Times New Roman"/>
-          <w:b/>
-          <w:bCs/>
-          <w:sz w:val="28"/>
-          <w:szCs w:val="28"/>
-        </w:rPr>
-        <w:t xml:space="preserve">Начальник отдела </w:t>
-      </w:r>
-      <w:r>
-        <w:rPr>
-          <w:rFonts w:ascii="Times New Roman" w:hAnsi="Times New Roman" w:cs="Times New Roman"/>
-          <w:b/>
-          <w:bCs/>
-          <w:sz w:val="28"/>
-          <w:szCs w:val="28"/>
-        </w:rPr>
-        <w:tab/>
-      </w:r>
-      <w:r>
-        <w:rPr>
-          <w:rFonts w:ascii="Times New Roman" w:hAnsi="Times New Roman" w:cs="Times New Roman"/>
-          <w:b/>
-          <w:bCs/>
-          <w:sz w:val="28"/>
-          <w:szCs w:val="28"/>
-        </w:rPr>
-        <w:tab/>
-      </w:r>
-      <w:r>
-        <w:rPr>
-          <w:rFonts w:ascii="Times New Roman" w:hAnsi="Times New Roman" w:cs="Times New Roman"/>
-          <w:b/>
-          <w:bCs/>
-          <w:sz w:val="28"/>
-          <w:szCs w:val="28"/>
-        </w:rPr>
-        <w:tab/>
-      </w:r>
-      <w:r>
-        <w:rPr>
-          <w:rFonts w:ascii="Times New Roman" w:hAnsi="Times New Roman" w:cs="Times New Roman"/>
-          <w:b/>
-          <w:bCs/>
-          <w:sz w:val="28"/>
-          <w:szCs w:val="28"/>
-        </w:rPr>
-        <w:tab/>
-      </w:r>
-      <w:r>
-        <w:rPr>
-          <w:rFonts w:ascii="Times New Roman" w:hAnsi="Times New Roman" w:cs="Times New Roman"/>
-          <w:b/>
-          <w:bCs/>
-          <w:sz w:val="28"/>
-          <w:szCs w:val="28"/>
-        </w:rPr>
-        <w:tab/>
-      </w:r>
-      <w:proofErr w:type="gramStart"/>
-      <w:r>
-        <w:rPr>
-          <w:rFonts w:ascii="Times New Roman" w:hAnsi="Times New Roman" w:cs="Times New Roman"/>
-          <w:b/>
-          <w:bCs/>
-          <w:sz w:val="28"/>
-          <w:szCs w:val="28"/>
-        </w:rPr>
-        <w:t xml:space="preserve">{{ </w:t>
-      </w:r>
-      <w:r>
-        <w:rPr>
-          <w:rFonts w:ascii="Times New Roman" w:hAnsi="Times New Roman" w:cs="Times New Roman"/>
-          <w:b/>
-          <w:bCs/>
-          <w:sz w:val="28"/>
-          <w:szCs w:val="28"/>
-          <w:lang w:val="en-US"/>
-        </w:rPr>
-        <w:t>chief</w:t>
-      </w:r>
-      <w:proofErr w:type="gramEnd"/>
-      <w:r>
-        <w:rPr>
-          <w:rFonts w:ascii="Times New Roman" w:hAnsi="Times New Roman" w:cs="Times New Roman"/>
-          <w:b/>
-          <w:bCs/>
-          <w:sz w:val="28"/>
-          <w:szCs w:val="28"/>
-        </w:rPr>
-        <w:t>_</w:t>
-      </w:r>
-      <w:proofErr w:type="gramStart"/>
-      <w:r>
-        <w:rPr>
-          <w:rFonts w:ascii="Times New Roman" w:hAnsi="Times New Roman" w:cs="Times New Roman"/>
-          <w:b/>
-          <w:bCs/>
-          <w:sz w:val="28"/>
-          <w:szCs w:val="28"/>
-          <w:lang w:val="en-US"/>
-        </w:rPr>
-        <w:t>name</w:t>
-      </w:r>
-      <w:r>
-        <w:rPr>
-          <w:rFonts w:ascii="Times New Roman" w:hAnsi="Times New Roman" w:cs="Times New Roman"/>
-          <w:b/>
-          <w:bCs/>
-          <w:sz w:val="28"/>
-          <w:szCs w:val="28"/>
-        </w:rPr>
-        <w:t xml:space="preserve"> }</w:t>
-      </w:r>
-      <w:proofErr w:type="gramEnd"/>
-      <w:r>
-        <w:rPr>
-          <w:rFonts w:ascii="Times New Roman" w:hAnsi="Times New Roman" w:cs="Times New Roman"/>
-          <w:b/>
-          <w:bCs/>
-          <w:sz w:val="28"/>
-          <w:szCs w:val="28"/>
-        </w:rPr>
-        <w:t>}</w:t>
-      </w:r>
-    </w:p>
-    <w:p>
-      <w:pPr>
-        <w:spacing w:after="0"/>
-        <w:rPr>
-          <w:rFonts w:ascii="Times New Roman" w:hAnsi="Times New Roman" w:cs="Times New Roman"/>
-          <w:sz w:val="28"/>
-          <w:szCs w:val="28"/>
-        </w:rPr>
-      </w:pPr>
-      <w:r>
-        <w:rPr>
-          <w:rFonts w:ascii="Times New Roman" w:hAnsi="Times New Roman" w:cs="Times New Roman"/>
-          <w:sz w:val="28"/>
-          <w:szCs w:val="28"/>
-        </w:rPr>
-        <w:t xml:space="preserve">Дата: </w:t>
-      </w:r>
-      <w:proofErr w:type="gramStart"/>
-      <w:r>
-        <w:rPr>
-          <w:rFonts w:ascii="Times New Roman" w:hAnsi="Times New Roman" w:cs="Times New Roman"/>
-          <w:sz w:val="28"/>
-          <w:szCs w:val="28"/>
-        </w:rPr>
-        <w:t>{{ current</w:t>
-      </w:r>
-      <w:proofErr w:type="gramEnd"/>
-      <w:r>
-        <w:rPr>
-          <w:rFonts w:ascii="Times New Roman" w:hAnsi="Times New Roman" w:cs="Times New Roman"/>
-          <w:sz w:val="28"/>
-          <w:szCs w:val="28"/>
-        </w:rPr>
-        <w:t>_</w:t>
-      </w:r>
-      <w:proofErr w:type="gramStart"/>
-      <w:r>
-        <w:rPr>
-          <w:rFonts w:ascii="Times New Roman" w:hAnsi="Times New Roman" w:cs="Times New Roman"/>
-          <w:sz w:val="28"/>
-          <w:szCs w:val="28"/>
-        </w:rPr>
-        <w:t>date }</w:t>
-      </w:r>
-      <w:proofErr w:type="gramEnd"/>
-      <w:r>
-        <w:rPr>
-          <w:rFonts w:ascii="Times New Roman" w:hAnsi="Times New Roman" w:cs="Times New Roman"/>
-          <w:sz w:val="28"/>
-          <w:szCs w:val="28"/>
-        </w:rPr>
-        <w:t>}</w:t>
-      </w:r>
-    </w:p>
-    <w:p>
-      <w:pPr>
-        <w:spacing w:after="0"/>
-        <w:rPr>
-          <w:rFonts w:ascii="Times New Roman" w:hAnsi="Times New Roman" w:cs="Times New Roman"/>
-          <w:sz w:val="28"/>
-          <w:szCs w:val="28"/>
-        </w:rPr>
-      </w:pPr>
     </w:p>
     <w:sectPr>
       <w:pgSz w:w="11906" w:h="16838"/>
@@ -1237,7 +919,7 @@
   <w:style w:type="paragraph" w:default="1" w:styleId="a">
     <w:name w:val="Normal"/>
     <w:qFormat/>
-    <w:rsid w:val="00F454B3"/>
+    <w:rsid w:val="00670897"/>
   </w:style>
   <w:style w:type="paragraph" w:styleId="1">
     <w:name w:val="heading 1"/>
